--- a/data/normativosereferencias.docx
+++ b/data/normativosereferencias.docx
@@ -361,7 +361,76 @@
             <w:vAlign w:val="center"/>
           </w:tcPr>
           <w:p>
+            <w:pPr>
+              <w:rPr>
+                <w:sz w:val="16"/>
+                <w:szCs w:val="16"/>
+              </w:rPr>
+            </w:pPr>
             <w:hyperlink r:id="rId8" w:history="1">
+              <w:r>
+                <w:rPr>
+                  <w:rStyle w:val="Hyperlink"/>
+                  <w:sz w:val="16"/>
+                  <w:szCs w:val="16"/>
+                </w:rPr>
+                <w:t>Lei Nº 8.213, de 24 de julho de 1991</w:t>
+              </w:r>
+            </w:hyperlink>
+          </w:p>
+        </w:tc>
+        <w:tc>
+          <w:tcPr>
+            <w:tcW w:w="11198" w:type="dxa"/>
+            <w:vAlign w:val="center"/>
+          </w:tcPr>
+          <w:p>
+            <w:pPr>
+              <w:jc w:val="both"/>
+              <w:rPr>
+                <w:sz w:val="16"/>
+                <w:szCs w:val="16"/>
+              </w:rPr>
+            </w:pPr>
+            <w:r>
+              <w:rPr>
+                <w:sz w:val="16"/>
+                <w:szCs w:val="16"/>
+              </w:rPr>
+              <w:t>Dispõe sobre os Planos de Benefícios da Previdência Social e dá outras providências.</w:t>
+            </w:r>
+          </w:p>
+        </w:tc>
+      </w:tr>
+      <w:tr>
+        <w:tc>
+          <w:tcPr>
+            <w:tcW w:w="704" w:type="dxa"/>
+            <w:vAlign w:val="center"/>
+          </w:tcPr>
+          <w:p>
+            <w:pPr>
+              <w:rPr>
+                <w:sz w:val="16"/>
+                <w:szCs w:val="16"/>
+              </w:rPr>
+            </w:pPr>
+            <w:r>
+              <w:rPr>
+                <w:sz w:val="16"/>
+                <w:szCs w:val="16"/>
+              </w:rPr>
+              <w:t>6</w:t>
+            </w:r>
+          </w:p>
+        </w:tc>
+        <w:tc>
+          <w:tcPr>
+            <w:tcW w:w="3119" w:type="dxa"/>
+            <w:vAlign w:val="center"/>
+          </w:tcPr>
+          <w:p>
+            <w:hyperlink r:id="rId9" w:history="1">
               <w:r>
                 <w:rPr>
                   <w:rStyle w:val="Hyperlink"/>
@@ -414,7 +483,7 @@
                 <w:sz w:val="16"/>
                 <w:szCs w:val="16"/>
               </w:rPr>
-              <w:t>6</w:t>
+              <w:t>7</w:t>
             </w:r>
           </w:p>
         </w:tc>
@@ -430,7 +499,7 @@
                 <w:szCs w:val="16"/>
               </w:rPr>
             </w:pPr>
-            <w:hyperlink r:id="rId9" w:history="1">
+            <w:hyperlink r:id="rId10" w:history="1">
               <w:r>
                 <w:rPr>
                   <w:rStyle w:val="Hyperlink"/>
@@ -482,7 +551,7 @@
                 <w:sz w:val="16"/>
                 <w:szCs w:val="16"/>
               </w:rPr>
-              <w:t>7</w:t>
+              <w:t>8</w:t>
             </w:r>
           </w:p>
         </w:tc>
@@ -498,7 +567,7 @@
                 <w:szCs w:val="16"/>
               </w:rPr>
             </w:pPr>
-            <w:hyperlink r:id="rId10" w:history="1">
+            <w:hyperlink r:id="rId11" w:history="1">
               <w:r>
                 <w:rPr>
                   <w:rStyle w:val="Hyperlink"/>
@@ -551,7 +620,7 @@
                 <w:sz w:val="16"/>
                 <w:szCs w:val="16"/>
               </w:rPr>
-              <w:t>8</w:t>
+              <w:t>9</w:t>
             </w:r>
           </w:p>
         </w:tc>
@@ -567,7 +636,7 @@
                 <w:szCs w:val="16"/>
               </w:rPr>
             </w:pPr>
-            <w:hyperlink r:id="rId11" w:history="1">
+            <w:hyperlink r:id="rId12" w:history="1">
               <w:r>
                 <w:rPr>
                   <w:rStyle w:val="Hyperlink"/>
@@ -620,7 +689,7 @@
                 <w:sz w:val="16"/>
                 <w:szCs w:val="16"/>
               </w:rPr>
-              <w:t>9</w:t>
+              <w:t>10</w:t>
             </w:r>
           </w:p>
         </w:tc>
@@ -636,7 +705,7 @@
                 <w:szCs w:val="16"/>
               </w:rPr>
             </w:pPr>
-            <w:hyperlink r:id="rId12" w:history="1">
+            <w:hyperlink r:id="rId13" w:history="1">
               <w:r>
                 <w:rPr>
                   <w:rStyle w:val="Hyperlink"/>
@@ -689,7 +758,7 @@
                 <w:sz w:val="16"/>
                 <w:szCs w:val="16"/>
               </w:rPr>
-              <w:t>10</w:t>
+              <w:t>11</w:t>
             </w:r>
           </w:p>
         </w:tc>
@@ -700,12 +769,82 @@
           </w:tcPr>
           <w:p>
             <w:pPr>
-              <w:rPr>
-                <w:sz w:val="16"/>
-                <w:szCs w:val="16"/>
-              </w:rPr>
-            </w:pPr>
-            <w:hyperlink r:id="rId13" w:anchor="art4" w:history="1">
+              <w:jc w:val="both"/>
+              <w:rPr>
+                <w:sz w:val="16"/>
+                <w:szCs w:val="16"/>
+              </w:rPr>
+            </w:pPr>
+            <w:hyperlink r:id="rId14" w:history="1">
+              <w:r>
+                <w:rPr>
+                  <w:rStyle w:val="Hyperlink"/>
+                  <w:sz w:val="16"/>
+                  <w:szCs w:val="16"/>
+                </w:rPr>
+                <w:t>Decreto-Lei nº 4.657, de 4 de setembro se 1942</w:t>
+              </w:r>
+            </w:hyperlink>
+          </w:p>
+        </w:tc>
+        <w:tc>
+          <w:tcPr>
+            <w:tcW w:w="11198" w:type="dxa"/>
+            <w:vAlign w:val="center"/>
+          </w:tcPr>
+          <w:p>
+            <w:pPr>
+              <w:jc w:val="both"/>
+              <w:rPr>
+                <w:sz w:val="16"/>
+                <w:szCs w:val="16"/>
+              </w:rPr>
+            </w:pPr>
+            <w:r>
+              <w:rPr>
+                <w:sz w:val="16"/>
+                <w:szCs w:val="16"/>
+              </w:rPr>
+              <w:t>Lei de Introdução às normas do Direito Brasileiro.</w:t>
+            </w:r>
+          </w:p>
+        </w:tc>
+      </w:tr>
+      <w:tr>
+        <w:tc>
+          <w:tcPr>
+            <w:tcW w:w="704" w:type="dxa"/>
+            <w:vAlign w:val="center"/>
+          </w:tcPr>
+          <w:p>
+            <w:pPr>
+              <w:rPr>
+                <w:sz w:val="16"/>
+                <w:szCs w:val="16"/>
+              </w:rPr>
+            </w:pPr>
+            <w:r>
+              <w:rPr>
+                <w:sz w:val="16"/>
+                <w:szCs w:val="16"/>
+              </w:rPr>
+              <w:t>12</w:t>
+            </w:r>
+          </w:p>
+        </w:tc>
+        <w:tc>
+          <w:tcPr>
+            <w:tcW w:w="3119" w:type="dxa"/>
+            <w:vAlign w:val="center"/>
+          </w:tcPr>
+          <w:p>
+            <w:pPr>
+              <w:rPr>
+                <w:sz w:val="16"/>
+                <w:szCs w:val="16"/>
+              </w:rPr>
+            </w:pPr>
+            <w:hyperlink r:id="rId15" w:anchor="art4" w:history="1">
               <w:r>
                 <w:rPr>
                   <w:rStyle w:val="Hyperlink"/>
@@ -758,7 +897,7 @@
                 <w:sz w:val="16"/>
                 <w:szCs w:val="16"/>
               </w:rPr>
-              <w:t>11</w:t>
+              <w:t>13</w:t>
             </w:r>
           </w:p>
         </w:tc>
@@ -774,7 +913,7 @@
                 <w:szCs w:val="16"/>
               </w:rPr>
             </w:pPr>
-            <w:hyperlink r:id="rId14" w:history="1">
+            <w:hyperlink r:id="rId16" w:history="1">
               <w:r>
                 <w:rPr>
                   <w:rStyle w:val="Hyperlink"/>
@@ -827,7 +966,7 @@
                 <w:sz w:val="16"/>
                 <w:szCs w:val="16"/>
               </w:rPr>
-              <w:t>12</w:t>
+              <w:t>14</w:t>
             </w:r>
           </w:p>
         </w:tc>
@@ -843,7 +982,7 @@
                 <w:szCs w:val="16"/>
               </w:rPr>
             </w:pPr>
-            <w:hyperlink r:id="rId15" w:history="1">
+            <w:hyperlink r:id="rId17" w:history="1">
               <w:r>
                 <w:rPr>
                   <w:rStyle w:val="Hyperlink"/>
@@ -896,7 +1035,7 @@
                 <w:sz w:val="16"/>
                 <w:szCs w:val="16"/>
               </w:rPr>
-              <w:t>13</w:t>
+              <w:t>15</w:t>
             </w:r>
           </w:p>
         </w:tc>
@@ -912,7 +1051,7 @@
                 <w:szCs w:val="16"/>
               </w:rPr>
             </w:pPr>
-            <w:hyperlink r:id="rId16" w:history="1">
+            <w:hyperlink r:id="rId18" w:history="1">
               <w:r>
                 <w:rPr>
                   <w:rStyle w:val="Hyperlink"/>
@@ -965,7 +1104,7 @@
                 <w:sz w:val="16"/>
                 <w:szCs w:val="16"/>
               </w:rPr>
-              <w:t>14</w:t>
+              <w:t>16</w:t>
             </w:r>
           </w:p>
         </w:tc>
@@ -981,7 +1120,7 @@
                 <w:szCs w:val="16"/>
               </w:rPr>
             </w:pPr>
-            <w:hyperlink r:id="rId17" w:history="1">
+            <w:hyperlink r:id="rId19" w:history="1">
               <w:r>
                 <w:rPr>
                   <w:rStyle w:val="Hyperlink"/>
@@ -1034,7 +1173,7 @@
                 <w:sz w:val="16"/>
                 <w:szCs w:val="16"/>
               </w:rPr>
-              <w:t>15</w:t>
+              <w:t>17</w:t>
             </w:r>
           </w:p>
         </w:tc>
@@ -1050,7 +1189,7 @@
                 <w:szCs w:val="16"/>
               </w:rPr>
             </w:pPr>
-            <w:hyperlink r:id="rId18" w:history="1">
+            <w:hyperlink r:id="rId20" w:history="1">
               <w:r>
                 <w:rPr>
                   <w:rStyle w:val="Hyperlink"/>
@@ -1111,7 +1250,7 @@
                 <w:sz w:val="16"/>
                 <w:szCs w:val="16"/>
               </w:rPr>
-              <w:t>16</w:t>
+              <w:t>18</w:t>
             </w:r>
           </w:p>
         </w:tc>
@@ -1127,7 +1266,7 @@
                 <w:szCs w:val="16"/>
               </w:rPr>
             </w:pPr>
-            <w:hyperlink r:id="rId19" w:history="1">
+            <w:hyperlink r:id="rId21" w:history="1">
               <w:r>
                 <w:rPr>
                   <w:rStyle w:val="Hyperlink"/>
@@ -1180,7 +1319,7 @@
                 <w:sz w:val="16"/>
                 <w:szCs w:val="16"/>
               </w:rPr>
-              <w:t>17</w:t>
+              <w:t>19</w:t>
             </w:r>
           </w:p>
         </w:tc>
@@ -1196,7 +1335,7 @@
                 <w:szCs w:val="16"/>
               </w:rPr>
             </w:pPr>
-            <w:hyperlink r:id="rId20" w:history="1">
+            <w:hyperlink r:id="rId22" w:history="1">
               <w:r>
                 <w:rPr>
                   <w:rStyle w:val="Hyperlink"/>
@@ -1309,7 +1448,7 @@
                 <w:szCs w:val="16"/>
               </w:rPr>
             </w:pPr>
-            <w:hyperlink r:id="rId21" w:history="1">
+            <w:hyperlink r:id="rId23" w:history="1">
               <w:r>
                 <w:rPr>
                   <w:rStyle w:val="Hyperlink"/>
@@ -1505,7 +1644,7 @@
                 <w:szCs w:val="16"/>
               </w:rPr>
             </w:pPr>
-            <w:hyperlink r:id="rId22" w:history="1">
+            <w:hyperlink r:id="rId24" w:history="1">
               <w:r>
                 <w:rPr>
                   <w:rStyle w:val="Hyperlink"/>
@@ -1558,6 +1697,7 @@
     </w:tbl>
     <w:p>
       <w:r>
+        <w:lastRenderedPageBreak/>
         <w:tab/>
       </w:r>
     </w:p>

--- a/data/normativosereferencias.docx
+++ b/data/normativosereferencias.docx
@@ -1694,10 +1694,67 @@
           </w:p>
         </w:tc>
       </w:tr>
+      <w:tr>
+        <w:tc>
+          <w:tcPr>
+            <w:tcW w:w="704" w:type="dxa"/>
+            <w:vAlign w:val="center"/>
+          </w:tcPr>
+          <w:p>
+            <w:pPr>
+              <w:rPr>
+                <w:sz w:val="16"/>
+                <w:szCs w:val="16"/>
+              </w:rPr>
+            </w:pPr>
+            <w:r>
+              <w:rPr>
+                <w:sz w:val="16"/>
+                <w:szCs w:val="16"/>
+              </w:rPr>
+              <w:lastRenderedPageBreak/>
+              <w:t>4</w:t>
+            </w:r>
+          </w:p>
+        </w:tc>
+        <w:tc>
+          <w:tcPr>
+            <w:tcW w:w="3119" w:type="dxa"/>
+            <w:vAlign w:val="center"/>
+          </w:tcPr>
+          <w:p>
+            <w:r>
+              <w:t>Teste</w:t>
+            </w:r>
+          </w:p>
+        </w:tc>
+        <w:tc>
+          <w:tcPr>
+            <w:tcW w:w="11198" w:type="dxa"/>
+            <w:vAlign w:val="center"/>
+          </w:tcPr>
+          <w:p>
+            <w:pPr>
+              <w:ind w:firstLine="709"/>
+              <w:jc w:val="both"/>
+              <w:rPr>
+                <w:sz w:val="16"/>
+                <w:szCs w:val="16"/>
+              </w:rPr>
+            </w:pPr>
+            <w:r>
+              <w:rPr>
+                <w:sz w:val="16"/>
+                <w:szCs w:val="16"/>
+              </w:rPr>
+              <w:t>TESTE</w:t>
+            </w:r>
+          </w:p>
+        </w:tc>
+      </w:tr>
     </w:tbl>
     <w:p>
       <w:r>
-        <w:lastRenderedPageBreak/>
         <w:tab/>
       </w:r>
     </w:p>

--- a/data/normativosereferencias.docx
+++ b/data/normativosereferencias.docx
@@ -805,7 +805,23 @@
                 <w:sz w:val="16"/>
                 <w:szCs w:val="16"/>
               </w:rPr>
-              <w:t>Lei de Introdução às normas do Direito Brasileiro.</w:t>
+              <w:t xml:space="preserve">Lei de Introdução às normas do Direito </w:t>
+            </w:r>
+            <w:proofErr w:type="gramStart"/>
+            <w:r>
+              <w:rPr>
+                <w:sz w:val="16"/>
+                <w:szCs w:val="16"/>
+              </w:rPr>
+              <w:t>Brasileiro</w:t>
+            </w:r>
+            <w:proofErr w:type="gramEnd"/>
+            <w:r>
+              <w:rPr>
+                <w:sz w:val="16"/>
+                <w:szCs w:val="16"/>
+              </w:rPr>
+              <w:t>.</w:t>
             </w:r>
           </w:p>
         </w:tc>
@@ -1707,14 +1723,6 @@
                 <w:szCs w:val="16"/>
               </w:rPr>
             </w:pPr>
-            <w:r>
-              <w:rPr>
-                <w:sz w:val="16"/>
-                <w:szCs w:val="16"/>
-              </w:rPr>
-              <w:lastRenderedPageBreak/>
-              <w:t>4</w:t>
-            </w:r>
           </w:p>
         </w:tc>
         <w:tc>
@@ -1722,11 +1730,7 @@
             <w:tcW w:w="3119" w:type="dxa"/>
             <w:vAlign w:val="center"/>
           </w:tcPr>
-          <w:p>
-            <w:r>
-              <w:t>Teste</w:t>
-            </w:r>
-          </w:p>
+          <w:p/>
         </w:tc>
         <w:tc>
           <w:tcPr>
@@ -1742,13 +1746,6 @@
                 <w:szCs w:val="16"/>
               </w:rPr>
             </w:pPr>
-            <w:r>
-              <w:rPr>
-                <w:sz w:val="16"/>
-                <w:szCs w:val="16"/>
-              </w:rPr>
-              <w:t>TESTE</w:t>
-            </w:r>
           </w:p>
         </w:tc>
       </w:tr>

--- a/data/normativosereferencias.docx
+++ b/data/normativosereferencias.docx
@@ -805,23 +805,7 @@
                 <w:sz w:val="16"/>
                 <w:szCs w:val="16"/>
               </w:rPr>
-              <w:t xml:space="preserve">Lei de Introdução às normas do Direito </w:t>
-            </w:r>
-            <w:proofErr w:type="gramStart"/>
-            <w:r>
-              <w:rPr>
-                <w:sz w:val="16"/>
-                <w:szCs w:val="16"/>
-              </w:rPr>
-              <w:t>Brasileiro</w:t>
-            </w:r>
-            <w:proofErr w:type="gramEnd"/>
-            <w:r>
-              <w:rPr>
-                <w:sz w:val="16"/>
-                <w:szCs w:val="16"/>
-              </w:rPr>
-              <w:t>.</w:t>
+              <w:t>Lei de Introdução às normas do Direito Brasileiro.</w:t>
             </w:r>
           </w:p>
         </w:tc>
@@ -1723,6 +1707,14 @@
                 <w:szCs w:val="16"/>
               </w:rPr>
             </w:pPr>
+            <w:r>
+              <w:rPr>
+                <w:sz w:val="16"/>
+                <w:szCs w:val="16"/>
+              </w:rPr>
+              <w:lastRenderedPageBreak/>
+              <w:t>4</w:t>
+            </w:r>
           </w:p>
         </w:tc>
         <w:tc>
@@ -1730,7 +1722,16 @@
             <w:tcW w:w="3119" w:type="dxa"/>
             <w:vAlign w:val="center"/>
           </w:tcPr>
-          <w:p/>
+          <w:p>
+            <w:hyperlink r:id="rId25" w:history="1">
+              <w:r>
+                <w:rPr>
+                  <w:rStyle w:val="Hyperlink"/>
+                </w:rPr>
+                <w:t>Teste de Vídeo</w:t>
+              </w:r>
+            </w:hyperlink>
+          </w:p>
         </w:tc>
         <w:tc>
           <w:tcPr>
@@ -1746,6 +1747,30 @@
                 <w:szCs w:val="16"/>
               </w:rPr>
             </w:pPr>
+            <w:r>
+              <w:rPr>
+                <w:sz w:val="16"/>
+                <w:szCs w:val="16"/>
+              </w:rPr>
+              <w:t>Dsfdsafdsafdsafdsa</w:t>
+            </w:r>
+          </w:p>
+          <w:p>
+            <w:pPr>
+              <w:ind w:firstLine="709"/>
+              <w:jc w:val="both"/>
+              <w:rPr>
+                <w:sz w:val="16"/>
+                <w:szCs w:val="16"/>
+              </w:rPr>
+            </w:pPr>
+            <w:r>
+              <w:rPr>
+                <w:sz w:val="16"/>
+                <w:szCs w:val="16"/>
+              </w:rPr>
+              <w:t>dsafdsafdsafsd</w:t>
+            </w:r>
           </w:p>
         </w:tc>
       </w:tr>

--- a/data/normativosereferencias.docx
+++ b/data/normativosereferencias.docx
@@ -1747,6 +1747,7 @@
                 <w:szCs w:val="16"/>
               </w:rPr>
             </w:pPr>
+            <w:proofErr w:type="spellStart"/>
             <w:r>
               <w:rPr>
                 <w:sz w:val="16"/>
@@ -1754,6 +1755,7 @@
               </w:rPr>
               <w:t>Dsfdsafdsafdsafdsa</w:t>
             </w:r>
+            <w:proofErr w:type="spellEnd"/>
           </w:p>
           <w:p>
             <w:pPr>
@@ -1764,6 +1766,7 @@
                 <w:szCs w:val="16"/>
               </w:rPr>
             </w:pPr>
+            <w:proofErr w:type="spellStart"/>
             <w:r>
               <w:rPr>
                 <w:sz w:val="16"/>
@@ -1771,6 +1774,7 @@
               </w:rPr>
               <w:t>dsafdsafdsafsd</w:t>
             </w:r>
+            <w:proofErr w:type="spellEnd"/>
           </w:p>
         </w:tc>
       </w:tr>

--- a/data/normativosereferencias.docx
+++ b/data/normativosereferencias.docx
@@ -1694,93 +1694,10 @@
           </w:p>
         </w:tc>
       </w:tr>
-      <w:tr>
-        <w:tc>
-          <w:tcPr>
-            <w:tcW w:w="704" w:type="dxa"/>
-            <w:vAlign w:val="center"/>
-          </w:tcPr>
-          <w:p>
-            <w:pPr>
-              <w:rPr>
-                <w:sz w:val="16"/>
-                <w:szCs w:val="16"/>
-              </w:rPr>
-            </w:pPr>
-            <w:r>
-              <w:rPr>
-                <w:sz w:val="16"/>
-                <w:szCs w:val="16"/>
-              </w:rPr>
-              <w:lastRenderedPageBreak/>
-              <w:t>4</w:t>
-            </w:r>
-          </w:p>
-        </w:tc>
-        <w:tc>
-          <w:tcPr>
-            <w:tcW w:w="3119" w:type="dxa"/>
-            <w:vAlign w:val="center"/>
-          </w:tcPr>
-          <w:p>
-            <w:hyperlink r:id="rId25" w:history="1">
-              <w:r>
-                <w:rPr>
-                  <w:rStyle w:val="Hyperlink"/>
-                </w:rPr>
-                <w:t>Teste de Vídeo</w:t>
-              </w:r>
-            </w:hyperlink>
-          </w:p>
-        </w:tc>
-        <w:tc>
-          <w:tcPr>
-            <w:tcW w:w="11198" w:type="dxa"/>
-            <w:vAlign w:val="center"/>
-          </w:tcPr>
-          <w:p>
-            <w:pPr>
-              <w:ind w:firstLine="709"/>
-              <w:jc w:val="both"/>
-              <w:rPr>
-                <w:sz w:val="16"/>
-                <w:szCs w:val="16"/>
-              </w:rPr>
-            </w:pPr>
-            <w:proofErr w:type="spellStart"/>
-            <w:r>
-              <w:rPr>
-                <w:sz w:val="16"/>
-                <w:szCs w:val="16"/>
-              </w:rPr>
-              <w:t>Dsfdsafdsafdsafdsa</w:t>
-            </w:r>
-            <w:proofErr w:type="spellEnd"/>
-          </w:p>
-          <w:p>
-            <w:pPr>
-              <w:ind w:firstLine="709"/>
-              <w:jc w:val="both"/>
-              <w:rPr>
-                <w:sz w:val="16"/>
-                <w:szCs w:val="16"/>
-              </w:rPr>
-            </w:pPr>
-            <w:proofErr w:type="spellStart"/>
-            <w:r>
-              <w:rPr>
-                <w:sz w:val="16"/>
-                <w:szCs w:val="16"/>
-              </w:rPr>
-              <w:t>dsafdsafdsafsd</w:t>
-            </w:r>
-            <w:proofErr w:type="spellEnd"/>
-          </w:p>
-        </w:tc>
-      </w:tr>
     </w:tbl>
     <w:p>
       <w:r>
+        <w:lastRenderedPageBreak/>
         <w:tab/>
       </w:r>
     </w:p>
